--- a/概要设计说明书.docx
+++ b/概要设计说明书.docx
@@ -33,6 +33,12 @@
         </w:rPr>
         <w:t>一、引言</w:t>
       </w:r>
+      <w:r>
+        <w:rPr>
+          <w:rFonts w:hint="eastAsia"/>
+        </w:rPr>
+        <w:t>（Introduce）</w:t>
+      </w:r>
     </w:p>
     <w:p>
       <w:pPr>
@@ -134,21 +140,7 @@
         <w:rPr>
           <w:rFonts w:ascii="HarmonyOS Sans SC" w:eastAsia="HarmonyOS Sans SC" w:hAnsi="HarmonyOS Sans SC"/>
         </w:rPr>
-        <w:t>SQL语句等，实现数据的</w:t>
-      </w:r>
-      <w:proofErr w:type="gramStart"/>
-      <w:r>
-        <w:rPr>
-          <w:rFonts w:ascii="HarmonyOS Sans SC" w:eastAsia="HarmonyOS Sans SC" w:hAnsi="HarmonyOS Sans SC"/>
-        </w:rPr>
-        <w:t>增删改查等</w:t>
-      </w:r>
-      <w:proofErr w:type="gramEnd"/>
-      <w:r>
-        <w:rPr>
-          <w:rFonts w:ascii="HarmonyOS Sans SC" w:eastAsia="HarmonyOS Sans SC" w:hAnsi="HarmonyOS Sans SC"/>
-        </w:rPr>
-        <w:t>操作。表现层主要是用户界面的设计，包括注册界面、登录界面、角色信息界面、客户资料界面等，通过交互式界面与用户进行数据交互。</w:t>
+        <w:t>SQL语句等，实现数据的增删改查等操作。表现层主要是用户界面的设计，包括注册界面、登录界面、角色信息界面、客户资料界面等，通过交互式界面与用户进行数据交互。</w:t>
       </w:r>
     </w:p>
     <w:p>
@@ -233,21 +225,7 @@
         <w:rPr>
           <w:rFonts w:ascii="HarmonyOS Sans SC" w:eastAsia="HarmonyOS Sans SC" w:hAnsi="HarmonyOS Sans SC"/>
         </w:rPr>
-        <w:t>数据访问层主要负责与数据库的交互，包括建立数据库连接、执行SQL语句等，实现数据的</w:t>
-      </w:r>
-      <w:proofErr w:type="gramStart"/>
-      <w:r>
-        <w:rPr>
-          <w:rFonts w:ascii="HarmonyOS Sans SC" w:eastAsia="HarmonyOS Sans SC" w:hAnsi="HarmonyOS Sans SC"/>
-        </w:rPr>
-        <w:t>增删改查等</w:t>
-      </w:r>
-      <w:proofErr w:type="gramEnd"/>
-      <w:r>
-        <w:rPr>
-          <w:rFonts w:ascii="HarmonyOS Sans SC" w:eastAsia="HarmonyOS Sans SC" w:hAnsi="HarmonyOS Sans SC"/>
-        </w:rPr>
-        <w:t>操作。</w:t>
+        <w:t>数据访问层主要负责与数据库的交互，包括建立数据库连接、执行SQL语句等，实现数据的增删改查等操作。</w:t>
       </w:r>
     </w:p>
     <w:p>
@@ -596,21 +574,7 @@
         <w:rPr>
           <w:rFonts w:ascii="HarmonyOS Sans SC" w:eastAsia="HarmonyOS Sans SC" w:hAnsi="HarmonyOS Sans SC" w:hint="eastAsia"/>
         </w:rPr>
-        <w:t>代发工资录入模块需要建立工资信息表，记录客户的工资信息，包括</w:t>
-      </w:r>
-      <w:proofErr w:type="gramStart"/>
-      <w:r>
-        <w:rPr>
-          <w:rFonts w:ascii="HarmonyOS Sans SC" w:eastAsia="HarmonyOS Sans SC" w:hAnsi="HarmonyOS Sans SC" w:hint="eastAsia"/>
-        </w:rPr>
-        <w:t>薪</w:t>
-      </w:r>
-      <w:proofErr w:type="gramEnd"/>
-      <w:r>
-        <w:rPr>
-          <w:rFonts w:ascii="HarmonyOS Sans SC" w:eastAsia="HarmonyOS Sans SC" w:hAnsi="HarmonyOS Sans SC" w:hint="eastAsia"/>
-        </w:rPr>
-        <w:t>酬金额、发放时间等。银行营业部员工可以通过该功能录入客户的工资信息。</w:t>
+        <w:t>代发工资录入模块需要建立工资信息表，记录客户的工资信息，包括薪酬金额、发放时间等。银行营业部员工可以通过该功能录入客户的工资信息。</w:t>
       </w:r>
     </w:p>
     <w:p>
